--- a/fra/docx/43.content.docx
+++ b/fra/docx/43.content.docx
@@ -19,7 +19,7 @@
         <w:rPr>
           <w:lang w:val="fr_FR" w:bidi="fr_FR"/>
         </w:rPr>
-        <w:t>Resource: Notes d'étude - Introductions aux livres (Tyndale)</w:t>
+        <w:t>Resource: Tyndale Open Study Notes</w:t>
       </w:r>
       <w:r>
         <w:rPr>
@@ -112,7 +112,7 @@
         <w:rPr>
           <w:lang w:val="fr_FR" w:bidi="fr_FR"/>
         </w:rPr>
-        <w:t>Notes d'étude - Introductions aux livres (Tyndale)</w:t>
+        <w:t>Tyndale Open Study Notes</w:t>
       </w:r>
     </w:p>
     <w:p>

--- a/fra/docx/43.content.docx
+++ b/fra/docx/43.content.docx
@@ -19,7 +19,7 @@
         <w:rPr>
           <w:lang w:val="fr_FR" w:bidi="fr_FR"/>
         </w:rPr>
-        <w:t>Resource: Tyndale Open Study Notes</w:t>
+        <w:t>Resource: Aquifer Open Study Notes (Book Intros)</w:t>
       </w:r>
       <w:r>
         <w:rPr>
@@ -112,7 +112,7 @@
         <w:rPr>
           <w:lang w:val="fr_FR" w:bidi="fr_FR"/>
         </w:rPr>
-        <w:t>Tyndale Open Study Notes</w:t>
+        <w:t>Aquifer Open Study Notes (Book Intros)</w:t>
       </w:r>
     </w:p>
     <w:p>

--- a/fra/docx/43.content.docx
+++ b/fra/docx/43.content.docx
@@ -272,72 +272,48 @@
         </w:rPr>
         <w:t>Jean voulait avant tout que ses disciples croient que Jésus-Christ est le Fils de Dieu (</w:t>
       </w:r>
-      <w:hyperlink r:id="rId13">
-        <w:r>
-          <w:rPr>
-            <w:lang w:val="fr_FR" w:bidi="fr_FR"/>
-          </w:rPr>
-          <w:rPr>
-            <w:color w:val="0000EE"/>
-            <w:u w:val="single"/>
-          </w:rPr>
-          <w:t>Jean 20 :31</w:t>
-        </w:r>
-      </w:hyperlink>
+      <w:r>
+        <w:rPr>
+          <w:lang w:val="fr_FR" w:bidi="fr_FR"/>
+        </w:rPr>
+        <w:t>Jean 20 :31</w:t>
+      </w:r>
       <w:r>
         <w:rPr>
           <w:lang w:val="fr_FR" w:bidi="fr_FR"/>
         </w:rPr>
         <w:t>). Il était conscient qu’ils n’avaient pas eu, comme lui, le privilège de voir les nombreux signes et miracles de Jésus (</w:t>
       </w:r>
-      <w:hyperlink r:id="rId14">
-        <w:r>
-          <w:rPr>
-            <w:lang w:val="fr_FR" w:bidi="fr_FR"/>
-          </w:rPr>
-          <w:rPr>
-            <w:color w:val="0000EE"/>
-            <w:u w:val="single"/>
-          </w:rPr>
-          <w:t>Jean 20:29</w:t>
-        </w:r>
-      </w:hyperlink>
+      <w:r>
+        <w:rPr>
+          <w:lang w:val="fr_FR" w:bidi="fr_FR"/>
+        </w:rPr>
+        <w:t>Jean 20:29</w:t>
+      </w:r>
       <w:r>
         <w:rPr>
           <w:lang w:val="fr_FR" w:bidi="fr_FR"/>
         </w:rPr>
         <w:t>). Son autorité et son expérience profonde avec Jésus transparaissent dans tous ses récits. En tant que témoin de la vie de Jésus (</w:t>
       </w:r>
-      <w:hyperlink r:id="rId15">
-        <w:r>
-          <w:rPr>
-            <w:lang w:val="fr_FR" w:bidi="fr_FR"/>
-          </w:rPr>
-          <w:rPr>
-            <w:color w:val="0000EE"/>
-            <w:u w:val="single"/>
-          </w:rPr>
-          <w:t>Jean 19:35</w:t>
-        </w:r>
-      </w:hyperlink>
+      <w:r>
+        <w:rPr>
+          <w:lang w:val="fr_FR" w:bidi="fr_FR"/>
+        </w:rPr>
+        <w:t>Jean 19:35</w:t>
+      </w:r>
       <w:r>
         <w:rPr>
           <w:lang w:val="fr_FR" w:bidi="fr_FR"/>
         </w:rPr>
         <w:t xml:space="preserve">), Jean, ayant entendu, vu et touché la Parole de vie (voir </w:t>
       </w:r>
-      <w:hyperlink r:id="rId16">
-        <w:r>
-          <w:rPr>
-            <w:lang w:val="fr_FR" w:bidi="fr_FR"/>
-          </w:rPr>
-          <w:rPr>
-            <w:color w:val="0000EE"/>
-            <w:u w:val="single"/>
-          </w:rPr>
-          <w:t>1 Jean 1:1–4</w:t>
-        </w:r>
-      </w:hyperlink>
+      <w:r>
+        <w:rPr>
+          <w:lang w:val="fr_FR" w:bidi="fr_FR"/>
+        </w:rPr>
+        <w:t>1 Jean 1:1–4</w:t>
+      </w:r>
       <w:r>
         <w:rPr>
           <w:lang w:val="fr_FR" w:bidi="fr_FR"/>
@@ -372,54 +348,36 @@
         </w:rPr>
         <w:t xml:space="preserve">Les tensions augmentaient. Alors que les petites églises croissaient aux côtés des synagogues, de plus en plus de Juifs se convertissaient. L’opposition à ces chrétiens était inévitable. Jean s’est tenu aux côtés de l’Église pendant des persécutions et des conflits terribles. Alors que l’Église naissante semblait sur le point d’être submergée par sa lutte avec la prestigieuse synagogue, Jean témoignait courageusement du ministère de Jésus-Christ. Par la suite, lorsque de faux enseignants ont provoqué des controverses et des conflits au sein de l’Église, il a encore fortifié la communauté. Par ses lettres d’encouragement et d’exhortation (voir </w:t>
       </w:r>
-      <w:hyperlink r:id="rId17">
-        <w:r>
-          <w:rPr>
-            <w:lang w:val="fr_FR" w:bidi="fr_FR"/>
-          </w:rPr>
-          <w:rPr>
-            <w:color w:val="0000EE"/>
-            <w:u w:val="single"/>
-          </w:rPr>
-          <w:t>1</w:t>
-        </w:r>
-      </w:hyperlink>
+      <w:r>
+        <w:rPr>
+          <w:lang w:val="fr_FR" w:bidi="fr_FR"/>
+        </w:rPr>
+        <w:t>1</w:t>
+      </w:r>
       <w:r>
         <w:rPr>
           <w:lang w:val="fr_FR" w:bidi="fr_FR"/>
         </w:rPr>
         <w:t xml:space="preserve">, </w:t>
       </w:r>
-      <w:hyperlink r:id="rId18">
-        <w:r>
-          <w:rPr>
-            <w:lang w:val="fr_FR" w:bidi="fr_FR"/>
-          </w:rPr>
-          <w:rPr>
-            <w:color w:val="0000EE"/>
-            <w:u w:val="single"/>
-          </w:rPr>
-          <w:t>2</w:t>
-        </w:r>
-      </w:hyperlink>
+      <w:r>
+        <w:rPr>
+          <w:lang w:val="fr_FR" w:bidi="fr_FR"/>
+        </w:rPr>
+        <w:t>2</w:t>
+      </w:r>
       <w:r>
         <w:rPr>
           <w:lang w:val="fr_FR" w:bidi="fr_FR"/>
         </w:rPr>
         <w:t xml:space="preserve">et </w:t>
       </w:r>
-      <w:hyperlink r:id="rId19">
-        <w:r>
-          <w:rPr>
-            <w:lang w:val="fr_FR" w:bidi="fr_FR"/>
-          </w:rPr>
-          <w:rPr>
-            <w:color w:val="0000EE"/>
-            <w:u w:val="single"/>
-          </w:rPr>
-          <w:t>3 Jean</w:t>
-        </w:r>
-      </w:hyperlink>
+      <w:r>
+        <w:rPr>
+          <w:lang w:val="fr_FR" w:bidi="fr_FR"/>
+        </w:rPr>
+        <w:t>3 Jean</w:t>
+      </w:r>
       <w:r>
         <w:rPr>
           <w:lang w:val="fr_FR" w:bidi="fr_FR"/>
@@ -465,36 +423,24 @@
         </w:rPr>
         <w:t xml:space="preserve">Jean divise son Évangile en deux sections principales : </w:t>
       </w:r>
-      <w:hyperlink r:id="rId20">
-        <w:r>
-          <w:rPr>
-            <w:lang w:val="fr_FR" w:bidi="fr_FR"/>
-          </w:rPr>
-          <w:rPr>
-            <w:color w:val="0000EE"/>
-            <w:u w:val="single"/>
-          </w:rPr>
-          <w:t>les chapitres 1–12</w:t>
-        </w:r>
-      </w:hyperlink>
+      <w:r>
+        <w:rPr>
+          <w:lang w:val="fr_FR" w:bidi="fr_FR"/>
+        </w:rPr>
+        <w:t>les chapitres 1–12</w:t>
+      </w:r>
       <w:r>
         <w:rPr>
           <w:lang w:val="fr_FR" w:bidi="fr_FR"/>
         </w:rPr>
         <w:t xml:space="preserve"> et </w:t>
       </w:r>
-      <w:hyperlink r:id="rId21">
-        <w:r>
-          <w:rPr>
-            <w:lang w:val="fr_FR" w:bidi="fr_FR"/>
-          </w:rPr>
-          <w:rPr>
-            <w:color w:val="0000EE"/>
-            <w:u w:val="single"/>
-          </w:rPr>
-          <w:t>13–21</w:t>
-        </w:r>
-      </w:hyperlink>
+      <w:r>
+        <w:rPr>
+          <w:lang w:val="fr_FR" w:bidi="fr_FR"/>
+        </w:rPr>
+        <w:t>13–21</w:t>
+      </w:r>
       <w:r>
         <w:rPr>
           <w:lang w:val="fr_FR" w:bidi="fr_FR"/>
@@ -515,54 +461,36 @@
         </w:rPr>
         <w:t>Chapitres 1–12. Le prologue de l’Évangile (</w:t>
       </w:r>
-      <w:hyperlink r:id="rId22">
-        <w:r>
-          <w:rPr>
-            <w:lang w:val="fr_FR" w:bidi="fr_FR"/>
-          </w:rPr>
-          <w:rPr>
-            <w:color w:val="0000EE"/>
-            <w:u w:val="single"/>
-          </w:rPr>
-          <w:t>1:1–18</w:t>
-        </w:r>
-      </w:hyperlink>
+      <w:r>
+        <w:rPr>
+          <w:lang w:val="fr_FR" w:bidi="fr_FR"/>
+        </w:rPr>
+        <w:t>1:1–18</w:t>
+      </w:r>
       <w:r>
         <w:rPr>
           <w:lang w:val="fr_FR" w:bidi="fr_FR"/>
         </w:rPr>
         <w:t>) résume adroitement l’entrée de la Parole de Dieu dans le monde. Après avoir été baptisé, Jésus appelle ses premiers disciples (</w:t>
       </w:r>
-      <w:hyperlink r:id="rId23">
-        <w:r>
-          <w:rPr>
-            <w:lang w:val="fr_FR" w:bidi="fr_FR"/>
-          </w:rPr>
-          <w:rPr>
-            <w:color w:val="0000EE"/>
-            <w:u w:val="single"/>
-          </w:rPr>
-          <w:t>1:19–51</w:t>
-        </w:r>
-      </w:hyperlink>
+      <w:r>
+        <w:rPr>
+          <w:lang w:val="fr_FR" w:bidi="fr_FR"/>
+        </w:rPr>
+        <w:t>1:19–51</w:t>
+      </w:r>
       <w:r>
         <w:rPr>
           <w:lang w:val="fr_FR" w:bidi="fr_FR"/>
         </w:rPr>
         <w:t>). Ensuite, une série d’événements remarquables (</w:t>
       </w:r>
-      <w:hyperlink r:id="rId24">
-        <w:r>
-          <w:rPr>
-            <w:lang w:val="fr_FR" w:bidi="fr_FR"/>
-          </w:rPr>
-          <w:rPr>
-            <w:color w:val="0000EE"/>
-            <w:u w:val="single"/>
-          </w:rPr>
-          <w:t>chapitres 2–4</w:t>
-        </w:r>
-      </w:hyperlink>
+      <w:r>
+        <w:rPr>
+          <w:lang w:val="fr_FR" w:bidi="fr_FR"/>
+        </w:rPr>
+        <w:t>chapitres 2–4</w:t>
+      </w:r>
       <w:r>
         <w:rPr>
           <w:lang w:val="fr_FR" w:bidi="fr_FR"/>
@@ -583,18 +511,12 @@
         </w:rPr>
         <w:t>À la section suivante (</w:t>
       </w:r>
-      <w:hyperlink r:id="rId25">
-        <w:r>
-          <w:rPr>
-            <w:lang w:val="fr_FR" w:bidi="fr_FR"/>
-          </w:rPr>
-          <w:rPr>
-            <w:color w:val="0000EE"/>
-            <w:u w:val="single"/>
-          </w:rPr>
-          <w:t>chapitres 5–10</w:t>
-        </w:r>
-      </w:hyperlink>
+      <w:r>
+        <w:rPr>
+          <w:lang w:val="fr_FR" w:bidi="fr_FR"/>
+        </w:rPr>
+        <w:t>chapitres 5–10</w:t>
+      </w:r>
       <w:r>
         <w:rPr>
           <w:lang w:val="fr_FR" w:bidi="fr_FR"/>
@@ -615,36 +537,24 @@
         </w:rPr>
         <w:t>Ensuite, Jésus commence à se préparer à sa mort et à sa résurrection. Jean décrit l’arrivée de Jésus à Béthanie, une ville directement à l’Est de Jérusalem (</w:t>
       </w:r>
-      <w:hyperlink r:id="rId26">
-        <w:r>
-          <w:rPr>
-            <w:lang w:val="fr_FR" w:bidi="fr_FR"/>
-          </w:rPr>
-          <w:rPr>
-            <w:color w:val="0000EE"/>
-            <w:u w:val="single"/>
-          </w:rPr>
-          <w:t>chapitre 11</w:t>
-        </w:r>
-      </w:hyperlink>
+      <w:r>
+        <w:rPr>
+          <w:lang w:val="fr_FR" w:bidi="fr_FR"/>
+        </w:rPr>
+        <w:t>chapitre 11</w:t>
+      </w:r>
       <w:r>
         <w:rPr>
           <w:lang w:val="fr_FR" w:bidi="fr_FR"/>
         </w:rPr>
         <w:t>). Son ami Lazare est mort et Jésus le ressuscite. Après cet événement remarquable, Jésus lance son ultime appel public au monde, à croire en lui et en sa mission (</w:t>
       </w:r>
-      <w:hyperlink r:id="rId27">
-        <w:r>
-          <w:rPr>
-            <w:lang w:val="fr_FR" w:bidi="fr_FR"/>
-          </w:rPr>
-          <w:rPr>
-            <w:color w:val="0000EE"/>
-            <w:u w:val="single"/>
-          </w:rPr>
-          <w:t>chapitre 12</w:t>
-        </w:r>
-      </w:hyperlink>
+      <w:r>
+        <w:rPr>
+          <w:lang w:val="fr_FR" w:bidi="fr_FR"/>
+        </w:rPr>
+        <w:t>chapitre 12</w:t>
+      </w:r>
       <w:r>
         <w:rPr>
           <w:lang w:val="fr_FR" w:bidi="fr_FR"/>
@@ -665,18 +575,12 @@
         </w:rPr>
         <w:t>Chapitres 13–21. Jean passe à la mort et à la résurrection de Jésus, en rappelant à ses lecteurs que la croix n’est pas un signe de désespoir, mais une scène glorieuse. Avant de retourner au Père, Jésus a dû préparer ses disciples à son départ. Lors du dernier repas de la Pâque, il partage avec ses disciples ce qui lui tient le plus à cœur (</w:t>
       </w:r>
-      <w:hyperlink r:id="rId28">
-        <w:r>
-          <w:rPr>
-            <w:lang w:val="fr_FR" w:bidi="fr_FR"/>
-          </w:rPr>
-          <w:rPr>
-            <w:color w:val="0000EE"/>
-            <w:u w:val="single"/>
-          </w:rPr>
-          <w:t>chapitres 13–17</w:t>
-        </w:r>
-      </w:hyperlink>
+      <w:r>
+        <w:rPr>
+          <w:lang w:val="fr_FR" w:bidi="fr_FR"/>
+        </w:rPr>
+        <w:t>chapitres 13–17</w:t>
+      </w:r>
       <w:r>
         <w:rPr>
           <w:lang w:val="fr_FR" w:bidi="fr_FR"/>
@@ -697,36 +601,24 @@
         </w:rPr>
         <w:t>Après ce repas de Pâque, Jésus a amené ses disciples à l’Est de la ville, à travers une vallée, jusqu’à un champ d’oliviers appelé Gethsémané (</w:t>
       </w:r>
-      <w:hyperlink r:id="rId29">
-        <w:r>
-          <w:rPr>
-            <w:lang w:val="fr_FR" w:bidi="fr_FR"/>
-          </w:rPr>
-          <w:rPr>
-            <w:color w:val="0000EE"/>
-            <w:u w:val="single"/>
-          </w:rPr>
-          <w:t>chapitre 18</w:t>
-        </w:r>
-      </w:hyperlink>
+      <w:r>
+        <w:rPr>
+          <w:lang w:val="fr_FR" w:bidi="fr_FR"/>
+        </w:rPr>
+        <w:t>chapitre 18</w:t>
+      </w:r>
       <w:r>
         <w:rPr>
           <w:lang w:val="fr_FR" w:bidi="fr_FR"/>
         </w:rPr>
         <w:t>). Judas, qui avait accepté de trahir Jésus, est vite apparu avec un grand groupe de soldats romains et de gardes du Temple. Après son arrestation, Jésus a comparu devant le haut conseil juif, afin d’être interrogé, d’abord par Anne, puis par Caïphe, le grand-prêtre en place à ce moment-là. Au matin, les responsables juifs l’ont amené au gouverneur romain, Ponce Pilate, qui l’a interrogé sur son identité. Pilate, poussé par les responsables juifs, a décidé de le faire crucifier (</w:t>
       </w:r>
-      <w:hyperlink r:id="rId30">
-        <w:r>
-          <w:rPr>
-            <w:lang w:val="fr_FR" w:bidi="fr_FR"/>
-          </w:rPr>
-          <w:rPr>
-            <w:color w:val="0000EE"/>
-            <w:u w:val="single"/>
-          </w:rPr>
-          <w:t>chapitre 19</w:t>
-        </w:r>
-      </w:hyperlink>
+      <w:r>
+        <w:rPr>
+          <w:lang w:val="fr_FR" w:bidi="fr_FR"/>
+        </w:rPr>
+        <w:t>chapitre 19</w:t>
+      </w:r>
       <w:r>
         <w:rPr>
           <w:lang w:val="fr_FR" w:bidi="fr_FR"/>
@@ -747,90 +639,60 @@
         </w:rPr>
         <w:t>L’apogée de l’Évangile de Jean est la résurrection de Jésus (</w:t>
       </w:r>
-      <w:hyperlink r:id="rId31">
-        <w:r>
-          <w:rPr>
-            <w:lang w:val="fr_FR" w:bidi="fr_FR"/>
-          </w:rPr>
-          <w:rPr>
-            <w:color w:val="0000EE"/>
-            <w:u w:val="single"/>
-          </w:rPr>
-          <w:t>chapitre 20</w:t>
-        </w:r>
-      </w:hyperlink>
+      <w:r>
+        <w:rPr>
+          <w:lang w:val="fr_FR" w:bidi="fr_FR"/>
+        </w:rPr>
+        <w:t>chapitre 20</w:t>
+      </w:r>
       <w:r>
         <w:rPr>
           <w:lang w:val="fr_FR" w:bidi="fr_FR"/>
         </w:rPr>
         <w:t>), suivie d’une série de récits dramatiques au cours desquels il apparaît à ses disciples et les encourage, en leur donnant le Saint-Esprit et en les envoyant comme ses représentants dans le monde. Ensuite, il leur ordonne de se mettre en marche (</w:t>
       </w:r>
-      <w:hyperlink r:id="rId32">
-        <w:r>
-          <w:rPr>
-            <w:lang w:val="fr_FR" w:bidi="fr_FR"/>
-          </w:rPr>
-          <w:rPr>
-            <w:color w:val="0000EE"/>
-            <w:u w:val="single"/>
-          </w:rPr>
-          <w:t>chapitres 21</w:t>
-        </w:r>
-      </w:hyperlink>
+      <w:r>
+        <w:rPr>
+          <w:lang w:val="fr_FR" w:bidi="fr_FR"/>
+        </w:rPr>
+        <w:t>chapitres 21</w:t>
+      </w:r>
       <w:r>
         <w:rPr>
           <w:lang w:val="fr_FR" w:bidi="fr_FR"/>
         </w:rPr>
         <w:t>). Il leur rappelle sa puissance (</w:t>
       </w:r>
-      <w:hyperlink r:id="rId33">
-        <w:r>
-          <w:rPr>
-            <w:lang w:val="fr_FR" w:bidi="fr_FR"/>
-          </w:rPr>
-          <w:rPr>
-            <w:color w:val="0000EE"/>
-            <w:u w:val="single"/>
-          </w:rPr>
-          <w:t>21:1–14</w:t>
-        </w:r>
-      </w:hyperlink>
+      <w:r>
+        <w:rPr>
+          <w:lang w:val="fr_FR" w:bidi="fr_FR"/>
+        </w:rPr>
+        <w:t>21:1–14</w:t>
+      </w:r>
       <w:r>
         <w:rPr>
           <w:lang w:val="fr_FR" w:bidi="fr_FR"/>
         </w:rPr>
         <w:t>), restaure Pierre, qui l’avait renié (</w:t>
       </w:r>
-      <w:hyperlink r:id="rId34">
-        <w:r>
-          <w:rPr>
-            <w:lang w:val="fr_FR" w:bidi="fr_FR"/>
-          </w:rPr>
-          <w:rPr>
-            <w:color w:val="0000EE"/>
-            <w:u w:val="single"/>
-          </w:rPr>
-          <w:t>21:15–17</w:t>
-        </w:r>
-      </w:hyperlink>
+      <w:r>
+        <w:rPr>
+          <w:lang w:val="fr_FR" w:bidi="fr_FR"/>
+        </w:rPr>
+        <w:t>21:15–17</w:t>
+      </w:r>
       <w:r>
         <w:rPr>
           <w:lang w:val="fr_FR" w:bidi="fr_FR"/>
         </w:rPr>
         <w:t>) et l’instruit de le suivre dans sa mission (</w:t>
       </w:r>
-      <w:hyperlink r:id="rId35">
-        <w:r>
-          <w:rPr>
-            <w:lang w:val="fr_FR" w:bidi="fr_FR"/>
-          </w:rPr>
-          <w:rPr>
-            <w:color w:val="0000EE"/>
-            <w:u w:val="single"/>
-          </w:rPr>
-          <w:t>21:18–19</w:t>
-        </w:r>
-      </w:hyperlink>
+      <w:r>
+        <w:rPr>
+          <w:lang w:val="fr_FR" w:bidi="fr_FR"/>
+        </w:rPr>
+        <w:t>21:18–19</w:t>
+      </w:r>
       <w:r>
         <w:rPr>
           <w:lang w:val="fr_FR" w:bidi="fr_FR"/>
@@ -862,126 +724,84 @@
         </w:rPr>
         <w:t xml:space="preserve">Comme pour les autres Evangiles, Jean ne contient aucune preuve explicite de l’identité de son auteur, même s’il y a des indices clairs par rapport à la figure énigmatique du « disciple que Jésus aimait » (voir </w:t>
       </w:r>
-      <w:hyperlink r:id="rId36">
-        <w:r>
-          <w:rPr>
-            <w:lang w:val="fr_FR" w:bidi="fr_FR"/>
-          </w:rPr>
-          <w:rPr>
-            <w:color w:val="0000EE"/>
-            <w:u w:val="single"/>
-          </w:rPr>
-          <w:t>13:23</w:t>
-        </w:r>
-      </w:hyperlink>
+      <w:r>
+        <w:rPr>
+          <w:lang w:val="fr_FR" w:bidi="fr_FR"/>
+        </w:rPr>
+        <w:t>13:23</w:t>
+      </w:r>
       <w:r>
         <w:rPr>
           <w:lang w:val="fr_FR" w:bidi="fr_FR"/>
         </w:rPr>
         <w:t xml:space="preserve">; </w:t>
       </w:r>
-      <w:hyperlink r:id="rId37">
-        <w:r>
-          <w:rPr>
-            <w:lang w:val="fr_FR" w:bidi="fr_FR"/>
-          </w:rPr>
-          <w:rPr>
-            <w:color w:val="0000EE"/>
-            <w:u w:val="single"/>
-          </w:rPr>
-          <w:t>19:26–27</w:t>
-        </w:r>
-      </w:hyperlink>
+      <w:r>
+        <w:rPr>
+          <w:lang w:val="fr_FR" w:bidi="fr_FR"/>
+        </w:rPr>
+        <w:t>19:26–27</w:t>
+      </w:r>
       <w:r>
         <w:rPr>
           <w:lang w:val="fr_FR" w:bidi="fr_FR"/>
         </w:rPr>
         <w:t xml:space="preserve">; </w:t>
       </w:r>
-      <w:hyperlink r:id="rId38">
-        <w:r>
-          <w:rPr>
-            <w:lang w:val="fr_FR" w:bidi="fr_FR"/>
-          </w:rPr>
-          <w:rPr>
-            <w:color w:val="0000EE"/>
-            <w:u w:val="single"/>
-          </w:rPr>
-          <w:t>20:2–10</w:t>
-        </w:r>
-      </w:hyperlink>
+      <w:r>
+        <w:rPr>
+          <w:lang w:val="fr_FR" w:bidi="fr_FR"/>
+        </w:rPr>
+        <w:t>20:2–10</w:t>
+      </w:r>
       <w:r>
         <w:rPr>
           <w:lang w:val="fr_FR" w:bidi="fr_FR"/>
         </w:rPr>
         <w:t xml:space="preserve">; </w:t>
       </w:r>
-      <w:hyperlink r:id="rId39">
-        <w:r>
-          <w:rPr>
-            <w:lang w:val="fr_FR" w:bidi="fr_FR"/>
-          </w:rPr>
-          <w:rPr>
-            <w:color w:val="0000EE"/>
-            <w:u w:val="single"/>
-          </w:rPr>
-          <w:t>21:7</w:t>
-        </w:r>
-      </w:hyperlink>
+      <w:r>
+        <w:rPr>
+          <w:lang w:val="fr_FR" w:bidi="fr_FR"/>
+        </w:rPr>
+        <w:t>21:7</w:t>
+      </w:r>
       <w:r>
         <w:rPr>
           <w:lang w:val="fr_FR" w:bidi="fr_FR"/>
         </w:rPr>
         <w:t xml:space="preserve">, </w:t>
       </w:r>
-      <w:hyperlink r:id="rId40">
-        <w:r>
-          <w:rPr>
-            <w:lang w:val="fr_FR" w:bidi="fr_FR"/>
-          </w:rPr>
-          <w:rPr>
-            <w:color w:val="0000EE"/>
-            <w:u w:val="single"/>
-          </w:rPr>
-          <w:t>20–24</w:t>
-        </w:r>
-      </w:hyperlink>
+      <w:r>
+        <w:rPr>
+          <w:lang w:val="fr_FR" w:bidi="fr_FR"/>
+        </w:rPr>
+        <w:t>20–24</w:t>
+      </w:r>
       <w:r>
         <w:rPr>
           <w:lang w:val="fr_FR" w:bidi="fr_FR"/>
         </w:rPr>
         <w:t>). L’Évangile de Jean doit être relié à cette personne, qui est identifiée comme la source et le témoin de ce récit de la vie de Jésus (</w:t>
       </w:r>
-      <w:hyperlink r:id="rId15">
-        <w:r>
-          <w:rPr>
-            <w:lang w:val="fr_FR" w:bidi="fr_FR"/>
-          </w:rPr>
-          <w:rPr>
-            <w:color w:val="0000EE"/>
-            <w:u w:val="single"/>
-          </w:rPr>
-          <w:t>19:35</w:t>
-        </w:r>
-      </w:hyperlink>
+      <w:r>
+        <w:rPr>
+          <w:lang w:val="fr_FR" w:bidi="fr_FR"/>
+        </w:rPr>
+        <w:t>19:35</w:t>
+      </w:r>
       <w:r>
         <w:rPr>
           <w:lang w:val="fr_FR" w:bidi="fr_FR"/>
         </w:rPr>
         <w:t xml:space="preserve">; </w:t>
       </w:r>
-      <w:hyperlink r:id="rId40">
-        <w:r>
-          <w:rPr>
-            <w:lang w:val="fr_FR" w:bidi="fr_FR"/>
-          </w:rPr>
-          <w:rPr>
-            <w:color w:val="0000EE"/>
-            <w:u w:val="single"/>
-          </w:rPr>
-          <w:t>21:20–24</w:t>
-        </w:r>
-      </w:hyperlink>
+      <w:r>
+        <w:rPr>
+          <w:lang w:val="fr_FR" w:bidi="fr_FR"/>
+        </w:rPr>
+        <w:t>21:20–24</w:t>
+      </w:r>
       <w:r>
         <w:rPr>
           <w:lang w:val="fr_FR" w:bidi="fr_FR"/>
@@ -1015,54 +835,36 @@
         </w:rPr>
         <w:t xml:space="preserve">3.23). En plus de faire partie des Douze, Jean, avec son frère Jacques et Pierre, constituaient le cercle rapproché de Jésus (voir, par ex. </w:t>
       </w:r>
-      <w:hyperlink r:id="rId41">
-        <w:r>
-          <w:rPr>
-            <w:lang w:val="fr_FR" w:bidi="fr_FR"/>
-          </w:rPr>
-          <w:rPr>
-            <w:color w:val="0000EE"/>
-            <w:u w:val="single"/>
-          </w:rPr>
-          <w:t>Matthieu 26:36–37</w:t>
-        </w:r>
-      </w:hyperlink>
+      <w:r>
+        <w:rPr>
+          <w:lang w:val="fr_FR" w:bidi="fr_FR"/>
+        </w:rPr>
+        <w:t>Matthieu 26:36–37</w:t>
+      </w:r>
       <w:r>
         <w:rPr>
           <w:lang w:val="fr_FR" w:bidi="fr_FR"/>
         </w:rPr>
         <w:t xml:space="preserve">; </w:t>
       </w:r>
-      <w:hyperlink r:id="rId42">
-        <w:r>
-          <w:rPr>
-            <w:lang w:val="fr_FR" w:bidi="fr_FR"/>
-          </w:rPr>
-          <w:rPr>
-            <w:color w:val="0000EE"/>
-            <w:u w:val="single"/>
-          </w:rPr>
-          <w:t>Marc 5:37</w:t>
-        </w:r>
-      </w:hyperlink>
+      <w:r>
+        <w:rPr>
+          <w:lang w:val="fr_FR" w:bidi="fr_FR"/>
+        </w:rPr>
+        <w:t>Marc 5:37</w:t>
+      </w:r>
       <w:r>
         <w:rPr>
           <w:lang w:val="fr_FR" w:bidi="fr_FR"/>
         </w:rPr>
         <w:t xml:space="preserve">; </w:t>
       </w:r>
-      <w:hyperlink r:id="rId43">
-        <w:r>
-          <w:rPr>
-            <w:lang w:val="fr_FR" w:bidi="fr_FR"/>
-          </w:rPr>
-          <w:rPr>
-            <w:color w:val="0000EE"/>
-            <w:u w:val="single"/>
-          </w:rPr>
-          <w:t>9:2</w:t>
-        </w:r>
-      </w:hyperlink>
+      <w:r>
+        <w:rPr>
+          <w:lang w:val="fr_FR" w:bidi="fr_FR"/>
+        </w:rPr>
+        <w:t>9:2</w:t>
+      </w:r>
       <w:r>
         <w:rPr>
           <w:lang w:val="fr_FR" w:bidi="fr_FR"/>
@@ -1121,54 +923,36 @@
         </w:rPr>
         <w:t xml:space="preserve"> est un terme hébreu, qui signifie « maître » (</w:t>
       </w:r>
-      <w:hyperlink r:id="rId44">
-        <w:r>
-          <w:rPr>
-            <w:lang w:val="fr_FR" w:bidi="fr_FR"/>
-          </w:rPr>
-          <w:rPr>
-            <w:color w:val="0000EE"/>
-            <w:u w:val="single"/>
-          </w:rPr>
-          <w:t>1:38</w:t>
-        </w:r>
-      </w:hyperlink>
+      <w:r>
+        <w:rPr>
+          <w:lang w:val="fr_FR" w:bidi="fr_FR"/>
+        </w:rPr>
+        <w:t>1:38</w:t>
+      </w:r>
       <w:r>
         <w:rPr>
           <w:lang w:val="fr_FR" w:bidi="fr_FR"/>
         </w:rPr>
         <w:t>). Il donne aussi un nom alternatif du Lac de Galilée (</w:t>
       </w:r>
-      <w:hyperlink r:id="rId45">
-        <w:r>
-          <w:rPr>
-            <w:lang w:val="fr_FR" w:bidi="fr_FR"/>
-          </w:rPr>
-          <w:rPr>
-            <w:color w:val="0000EE"/>
-            <w:u w:val="single"/>
-          </w:rPr>
-          <w:t>6:1</w:t>
-        </w:r>
-      </w:hyperlink>
+      <w:r>
+        <w:rPr>
+          <w:lang w:val="fr_FR" w:bidi="fr_FR"/>
+        </w:rPr>
+        <w:t>6:1</w:t>
+      </w:r>
       <w:r>
         <w:rPr>
           <w:lang w:val="fr_FR" w:bidi="fr_FR"/>
         </w:rPr>
         <w:t>). En même temps, Jean présume que ses lecteurs étaient familiers des traditions, concepts et fêtes juives. Ils étaient probablement familiers aussi des éléments de base du récit de l’Évangile de Marc. Ainsi, Jean fait référence, par exemple, à l’emprisonnement de Jean-Baptiste (</w:t>
       </w:r>
-      <w:hyperlink r:id="rId46">
-        <w:r>
-          <w:rPr>
-            <w:lang w:val="fr_FR" w:bidi="fr_FR"/>
-          </w:rPr>
-          <w:rPr>
-            <w:color w:val="0000EE"/>
-            <w:u w:val="single"/>
-          </w:rPr>
-          <w:t>3:24</w:t>
-        </w:r>
-      </w:hyperlink>
+      <w:r>
+        <w:rPr>
+          <w:lang w:val="fr_FR" w:bidi="fr_FR"/>
+        </w:rPr>
+        <w:t>3:24</w:t>
+      </w:r>
       <w:r>
         <w:rPr>
           <w:lang w:val="fr_FR" w:bidi="fr_FR"/>
@@ -1200,54 +984,36 @@
         </w:rPr>
         <w:t>Révélation et rédemption. « La lumière luit dans les ténèbres, et les ténèbres ne l'ont point reçue. » (</w:t>
       </w:r>
-      <w:hyperlink r:id="rId47">
-        <w:r>
-          <w:rPr>
-            <w:lang w:val="fr_FR" w:bidi="fr_FR"/>
-          </w:rPr>
-          <w:rPr>
-            <w:color w:val="0000EE"/>
-            <w:u w:val="single"/>
-          </w:rPr>
-          <w:t>1:5</w:t>
-        </w:r>
-      </w:hyperlink>
+      <w:r>
+        <w:rPr>
+          <w:lang w:val="fr_FR" w:bidi="fr_FR"/>
+        </w:rPr>
+        <w:t>1:5</w:t>
+      </w:r>
       <w:r>
         <w:rPr>
           <w:lang w:val="fr_FR" w:bidi="fr_FR"/>
         </w:rPr>
         <w:t>). La lumière de Dieu est venue dans le monde : Christ révèle le Père (</w:t>
       </w:r>
-      <w:hyperlink r:id="rId48">
-        <w:r>
-          <w:rPr>
-            <w:lang w:val="fr_FR" w:bidi="fr_FR"/>
-          </w:rPr>
-          <w:rPr>
-            <w:color w:val="0000EE"/>
-            <w:u w:val="single"/>
-          </w:rPr>
-          <w:t>14:9</w:t>
-        </w:r>
-      </w:hyperlink>
+      <w:r>
+        <w:rPr>
+          <w:lang w:val="fr_FR" w:bidi="fr_FR"/>
+        </w:rPr>
+        <w:t>14:9</w:t>
+      </w:r>
       <w:r>
         <w:rPr>
           <w:lang w:val="fr_FR" w:bidi="fr_FR"/>
         </w:rPr>
         <w:t>). En Christ, nous voyons la gloire de Dieu en un être humain. Bien que Jésus ait été persécuté, jugé et crucifié, la lumière ne peut être éteinte. Le dessein de Jésus, en révélant Dieu, est de racheter les hommes : « En elle était la vie, et la vie était la lumière des hommes. » (</w:t>
       </w:r>
-      <w:hyperlink r:id="rId49">
-        <w:r>
-          <w:rPr>
-            <w:lang w:val="fr_FR" w:bidi="fr_FR"/>
-          </w:rPr>
-          <w:rPr>
-            <w:color w:val="0000EE"/>
-            <w:u w:val="single"/>
-          </w:rPr>
-          <w:t>1:4</w:t>
-        </w:r>
-      </w:hyperlink>
+      <w:r>
+        <w:rPr>
+          <w:lang w:val="fr_FR" w:bidi="fr_FR"/>
+        </w:rPr>
+        <w:t>1:4</w:t>
+      </w:r>
       <w:r>
         <w:rPr>
           <w:lang w:val="fr_FR" w:bidi="fr_FR"/>
@@ -1268,72 +1034,48 @@
         </w:rPr>
         <w:t>L’adoration et l’Esprit. L’adoration doit être « en esprit et en vérité » (</w:t>
       </w:r>
-      <w:hyperlink r:id="rId50">
-        <w:r>
-          <w:rPr>
-            <w:lang w:val="fr_FR" w:bidi="fr_FR"/>
-          </w:rPr>
-          <w:rPr>
-            <w:color w:val="0000EE"/>
-            <w:u w:val="single"/>
-          </w:rPr>
-          <w:t>4:24</w:t>
-        </w:r>
-      </w:hyperlink>
+      <w:r>
+        <w:rPr>
+          <w:lang w:val="fr_FR" w:bidi="fr_FR"/>
+        </w:rPr>
+        <w:t>4:24</w:t>
+      </w:r>
       <w:r>
         <w:rPr>
           <w:lang w:val="fr_FR" w:bidi="fr_FR"/>
         </w:rPr>
         <w:t>), elle doit tirer son énergie et inspiration de l’Esprit de Dieu. Nicodème a dû naître « d’eau et d’Esprit » pour entrer dans le Royaume de Dieu (</w:t>
       </w:r>
-      <w:hyperlink r:id="rId51">
-        <w:r>
-          <w:rPr>
-            <w:lang w:val="fr_FR" w:bidi="fr_FR"/>
-          </w:rPr>
-          <w:rPr>
-            <w:color w:val="0000EE"/>
-            <w:u w:val="single"/>
-          </w:rPr>
-          <w:t>3:5</w:t>
-        </w:r>
-      </w:hyperlink>
+      <w:r>
+        <w:rPr>
+          <w:lang w:val="fr_FR" w:bidi="fr_FR"/>
+        </w:rPr>
+        <w:t>3:5</w:t>
+      </w:r>
       <w:r>
         <w:rPr>
           <w:lang w:val="fr_FR" w:bidi="fr_FR"/>
         </w:rPr>
         <w:t>). En Galilée, après avoir nourri les 5 000 hommes, Jésus a dit à la foule que le pain de vie était disponible en son corps, qui devait être sacrifié. Il les a instruits de consommer son corps et son sang, symboliques du repas du Seigneur (</w:t>
       </w:r>
-      <w:hyperlink r:id="rId52">
-        <w:r>
-          <w:rPr>
-            <w:lang w:val="fr_FR" w:bidi="fr_FR"/>
-          </w:rPr>
-          <w:rPr>
-            <w:color w:val="0000EE"/>
-            <w:u w:val="single"/>
-          </w:rPr>
-          <w:t>6:51–59</w:t>
-        </w:r>
-      </w:hyperlink>
+      <w:r>
+        <w:rPr>
+          <w:lang w:val="fr_FR" w:bidi="fr_FR"/>
+        </w:rPr>
+        <w:t>6:51–59</w:t>
+      </w:r>
       <w:r>
         <w:rPr>
           <w:lang w:val="fr_FR" w:bidi="fr_FR"/>
         </w:rPr>
         <w:t xml:space="preserve">). Une adoration qui ne se concentre que sur les éléments individuels, sans être accompagnée de l’Esprit de Dieu, est cependant vaine (voir </w:t>
       </w:r>
-      <w:hyperlink r:id="rId53">
-        <w:r>
-          <w:rPr>
-            <w:lang w:val="fr_FR" w:bidi="fr_FR"/>
-          </w:rPr>
-          <w:rPr>
-            <w:color w:val="0000EE"/>
-            <w:u w:val="single"/>
-          </w:rPr>
-          <w:t>6:63</w:t>
-        </w:r>
-      </w:hyperlink>
+      <w:r>
+        <w:rPr>
+          <w:lang w:val="fr_FR" w:bidi="fr_FR"/>
+        </w:rPr>
+        <w:t>6:63</w:t>
+      </w:r>
       <w:r>
         <w:rPr>
           <w:lang w:val="fr_FR" w:bidi="fr_FR"/>
@@ -1354,162 +1096,108 @@
         </w:rPr>
         <w:t>Jésus-Christ. Jean rapporte les descriptions que Jésus donne de sa nature, de ses origines et de sa relation avec le Père. Jésus affirme son unicité avec le Père (</w:t>
       </w:r>
-      <w:hyperlink r:id="rId54">
-        <w:r>
-          <w:rPr>
-            <w:lang w:val="fr_FR" w:bidi="fr_FR"/>
-          </w:rPr>
-          <w:rPr>
-            <w:color w:val="0000EE"/>
-            <w:u w:val="single"/>
-          </w:rPr>
-          <w:t>10:30</w:t>
-        </w:r>
-      </w:hyperlink>
+      <w:r>
+        <w:rPr>
+          <w:lang w:val="fr_FR" w:bidi="fr_FR"/>
+        </w:rPr>
+        <w:t>10:30</w:t>
+      </w:r>
       <w:r>
         <w:rPr>
           <w:lang w:val="fr_FR" w:bidi="fr_FR"/>
         </w:rPr>
         <w:t xml:space="preserve">; </w:t>
       </w:r>
-      <w:hyperlink r:id="rId55">
-        <w:r>
-          <w:rPr>
-            <w:lang w:val="fr_FR" w:bidi="fr_FR"/>
-          </w:rPr>
-          <w:rPr>
-            <w:color w:val="0000EE"/>
-            <w:u w:val="single"/>
-          </w:rPr>
-          <w:t>14:9–10</w:t>
-        </w:r>
-      </w:hyperlink>
+      <w:r>
+        <w:rPr>
+          <w:lang w:val="fr_FR" w:bidi="fr_FR"/>
+        </w:rPr>
+        <w:t>14:9–10</w:t>
+      </w:r>
       <w:r>
         <w:rPr>
           <w:lang w:val="fr_FR" w:bidi="fr_FR"/>
         </w:rPr>
         <w:t>) leur unité de dessein (</w:t>
       </w:r>
-      <w:hyperlink r:id="rId56">
-        <w:r>
-          <w:rPr>
-            <w:lang w:val="fr_FR" w:bidi="fr_FR"/>
-          </w:rPr>
-          <w:rPr>
-            <w:color w:val="0000EE"/>
-            <w:u w:val="single"/>
-          </w:rPr>
-          <w:t>5:17</w:t>
-        </w:r>
-      </w:hyperlink>
+      <w:r>
+        <w:rPr>
+          <w:lang w:val="fr_FR" w:bidi="fr_FR"/>
+        </w:rPr>
+        <w:t>5:17</w:t>
+      </w:r>
       <w:r>
         <w:rPr>
           <w:lang w:val="fr_FR" w:bidi="fr_FR"/>
         </w:rPr>
         <w:t xml:space="preserve">; </w:t>
       </w:r>
-      <w:hyperlink r:id="rId57">
-        <w:r>
-          <w:rPr>
-            <w:lang w:val="fr_FR" w:bidi="fr_FR"/>
-          </w:rPr>
-          <w:rPr>
-            <w:color w:val="0000EE"/>
-            <w:u w:val="single"/>
-          </w:rPr>
-          <w:t>8:42</w:t>
-        </w:r>
-      </w:hyperlink>
+      <w:r>
+        <w:rPr>
+          <w:lang w:val="fr_FR" w:bidi="fr_FR"/>
+        </w:rPr>
+        <w:t>8:42</w:t>
+      </w:r>
       <w:r>
         <w:rPr>
           <w:lang w:val="fr_FR" w:bidi="fr_FR"/>
         </w:rPr>
         <w:t>), ainsi que la distinction entre leurs personnes (</w:t>
       </w:r>
-      <w:hyperlink r:id="rId58">
-        <w:r>
-          <w:rPr>
-            <w:lang w:val="fr_FR" w:bidi="fr_FR"/>
-          </w:rPr>
-          <w:rPr>
-            <w:color w:val="0000EE"/>
-            <w:u w:val="single"/>
-          </w:rPr>
-          <w:t>14:28</w:t>
-        </w:r>
-      </w:hyperlink>
+      <w:r>
+        <w:rPr>
+          <w:lang w:val="fr_FR" w:bidi="fr_FR"/>
+        </w:rPr>
+        <w:t>14:28</w:t>
+      </w:r>
       <w:r>
         <w:rPr>
           <w:lang w:val="fr_FR" w:bidi="fr_FR"/>
         </w:rPr>
         <w:t xml:space="preserve">; </w:t>
       </w:r>
-      <w:hyperlink r:id="rId59">
-        <w:r>
-          <w:rPr>
-            <w:lang w:val="fr_FR" w:bidi="fr_FR"/>
-          </w:rPr>
-          <w:rPr>
-            <w:color w:val="0000EE"/>
-            <w:u w:val="single"/>
-          </w:rPr>
-          <w:t>17:1–5</w:t>
-        </w:r>
-      </w:hyperlink>
+      <w:r>
+        <w:rPr>
+          <w:lang w:val="fr_FR" w:bidi="fr_FR"/>
+        </w:rPr>
+        <w:t>17:1–5</w:t>
+      </w:r>
       <w:r>
         <w:rPr>
           <w:lang w:val="fr_FR" w:bidi="fr_FR"/>
         </w:rPr>
         <w:t xml:space="preserve">). Il se sert même du titre que Dieu emploie pour lui-même dans l’Ancien Testament (« Je suis »), afin d’affirmer sa divinité (voir </w:t>
       </w:r>
-      <w:hyperlink r:id="rId60">
-        <w:r>
-          <w:rPr>
-            <w:lang w:val="fr_FR" w:bidi="fr_FR"/>
-          </w:rPr>
-          <w:rPr>
-            <w:color w:val="0000EE"/>
-            <w:u w:val="single"/>
-          </w:rPr>
-          <w:t>8:58</w:t>
-        </w:r>
-      </w:hyperlink>
+      <w:r>
+        <w:rPr>
+          <w:lang w:val="fr_FR" w:bidi="fr_FR"/>
+        </w:rPr>
+        <w:t>8:58</w:t>
+      </w:r>
       <w:r>
         <w:rPr>
           <w:lang w:val="fr_FR" w:bidi="fr_FR"/>
         </w:rPr>
         <w:t xml:space="preserve">; </w:t>
       </w:r>
-      <w:hyperlink r:id="rId61">
-        <w:r>
-          <w:rPr>
-            <w:lang w:val="fr_FR" w:bidi="fr_FR"/>
-          </w:rPr>
-          <w:rPr>
-            <w:color w:val="0000EE"/>
-            <w:u w:val="single"/>
-          </w:rPr>
-          <w:t>18:4–5</w:t>
-        </w:r>
-      </w:hyperlink>
+      <w:r>
+        <w:rPr>
+          <w:lang w:val="fr_FR" w:bidi="fr_FR"/>
+        </w:rPr>
+        <w:t>18:4–5</w:t>
+      </w:r>
       <w:r>
         <w:rPr>
           <w:lang w:val="fr_FR" w:bidi="fr_FR"/>
         </w:rPr>
         <w:t xml:space="preserve">; </w:t>
       </w:r>
-      <w:hyperlink r:id="rId62">
-        <w:r>
-          <w:rPr>
-            <w:lang w:val="fr_FR" w:bidi="fr_FR"/>
-          </w:rPr>
-          <w:rPr>
-            <w:color w:val="0000EE"/>
-            <w:u w:val="single"/>
-          </w:rPr>
-          <w:t>Exode 3:13–14</w:t>
-        </w:r>
-      </w:hyperlink>
+      <w:r>
+        <w:rPr>
+          <w:lang w:val="fr_FR" w:bidi="fr_FR"/>
+        </w:rPr>
+        <w:t>Exode 3:13–14</w:t>
+      </w:r>
       <w:r>
         <w:rPr>
           <w:lang w:val="fr_FR" w:bidi="fr_FR"/>
@@ -1530,90 +1218,60 @@
         </w:rPr>
         <w:t>Le Saint-Esprit. L’Évangile de Jean souligne le rôle du Saint-Esprit comme un élément fondamental de l’expérience humaine de Jésus (</w:t>
       </w:r>
-      <w:hyperlink r:id="rId63">
-        <w:r>
-          <w:rPr>
-            <w:lang w:val="fr_FR" w:bidi="fr_FR"/>
-          </w:rPr>
-          <w:rPr>
-            <w:color w:val="0000EE"/>
-            <w:u w:val="single"/>
-          </w:rPr>
-          <w:t>chapitres 4</w:t>
-        </w:r>
-      </w:hyperlink>
+      <w:r>
+        <w:rPr>
+          <w:lang w:val="fr_FR" w:bidi="fr_FR"/>
+        </w:rPr>
+        <w:t>chapitres 4</w:t>
+      </w:r>
       <w:r>
         <w:rPr>
           <w:lang w:val="fr_FR" w:bidi="fr_FR"/>
         </w:rPr>
         <w:t xml:space="preserve">Et </w:t>
       </w:r>
-      <w:hyperlink r:id="rId64">
-        <w:r>
-          <w:rPr>
-            <w:lang w:val="fr_FR" w:bidi="fr_FR"/>
-          </w:rPr>
-          <w:rPr>
-            <w:color w:val="0000EE"/>
-            <w:u w:val="single"/>
-          </w:rPr>
-          <w:t>7</w:t>
-        </w:r>
-      </w:hyperlink>
+      <w:r>
+        <w:rPr>
+          <w:lang w:val="fr_FR" w:bidi="fr_FR"/>
+        </w:rPr>
+        <w:t>7</w:t>
+      </w:r>
       <w:r>
         <w:rPr>
           <w:lang w:val="fr_FR" w:bidi="fr_FR"/>
         </w:rPr>
         <w:t xml:space="preserve">) et de notre propre vie (chapitres </w:t>
       </w:r>
-      <w:hyperlink r:id="rId65">
-        <w:r>
-          <w:rPr>
-            <w:lang w:val="fr_FR" w:bidi="fr_FR"/>
-          </w:rPr>
-          <w:rPr>
-            <w:color w:val="0000EE"/>
-            <w:u w:val="single"/>
-          </w:rPr>
-          <w:t>3</w:t>
-        </w:r>
-      </w:hyperlink>
+      <w:r>
+        <w:rPr>
+          <w:lang w:val="fr_FR" w:bidi="fr_FR"/>
+        </w:rPr>
+        <w:t>3</w:t>
+      </w:r>
       <w:r>
         <w:rPr>
           <w:lang w:val="fr_FR" w:bidi="fr_FR"/>
         </w:rPr>
         <w:t xml:space="preserve">, </w:t>
       </w:r>
-      <w:hyperlink r:id="rId66">
-        <w:r>
-          <w:rPr>
-            <w:lang w:val="fr_FR" w:bidi="fr_FR"/>
-          </w:rPr>
-          <w:rPr>
-            <w:color w:val="0000EE"/>
-            <w:u w:val="single"/>
-          </w:rPr>
-          <w:t>14</w:t>
-        </w:r>
-      </w:hyperlink>
+      <w:r>
+        <w:rPr>
+          <w:lang w:val="fr_FR" w:bidi="fr_FR"/>
+        </w:rPr>
+        <w:t>14</w:t>
+      </w:r>
       <w:r>
         <w:rPr>
           <w:lang w:val="fr_FR" w:bidi="fr_FR"/>
         </w:rPr>
         <w:t xml:space="preserve">Et </w:t>
       </w:r>
-      <w:hyperlink r:id="rId67">
-        <w:r>
-          <w:rPr>
-            <w:lang w:val="fr_FR" w:bidi="fr_FR"/>
-          </w:rPr>
-          <w:rPr>
-            <w:color w:val="0000EE"/>
-            <w:u w:val="single"/>
-          </w:rPr>
-          <w:t>16</w:t>
-        </w:r>
-      </w:hyperlink>
+      <w:r>
+        <w:rPr>
+          <w:lang w:val="fr_FR" w:bidi="fr_FR"/>
+        </w:rPr>
+        <w:t>16</w:t>
+      </w:r>
       <w:r>
         <w:rPr>
           <w:lang w:val="fr_FR" w:bidi="fr_FR"/>
@@ -1634,90 +1292,60 @@
         </w:rPr>
         <w:t>La mission de l’Église. Dieu a envoyé Jésus dans le monde (</w:t>
       </w:r>
-      <w:hyperlink r:id="rId68">
-        <w:r>
-          <w:rPr>
-            <w:lang w:val="fr_FR" w:bidi="fr_FR"/>
-          </w:rPr>
-          <w:rPr>
-            <w:color w:val="0000EE"/>
-            <w:u w:val="single"/>
-          </w:rPr>
-          <w:t>8:18</w:t>
-        </w:r>
-      </w:hyperlink>
+      <w:r>
+        <w:rPr>
+          <w:lang w:val="fr_FR" w:bidi="fr_FR"/>
+        </w:rPr>
+        <w:t>8:18</w:t>
+      </w:r>
       <w:r>
         <w:rPr>
           <w:lang w:val="fr_FR" w:bidi="fr_FR"/>
         </w:rPr>
         <w:t>) pour proclamer sa gloire et témoigner de la Bonne Nouvelle de la rédemption. Après son départ, le Fils a continué sa mission par le Saint-Esprit (</w:t>
       </w:r>
-      <w:hyperlink r:id="rId69">
-        <w:r>
-          <w:rPr>
-            <w:lang w:val="fr_FR" w:bidi="fr_FR"/>
-          </w:rPr>
-          <w:rPr>
-            <w:color w:val="0000EE"/>
-            <w:u w:val="single"/>
-          </w:rPr>
-          <w:t>16:5–11</w:t>
-        </w:r>
-      </w:hyperlink>
+      <w:r>
+        <w:rPr>
+          <w:lang w:val="fr_FR" w:bidi="fr_FR"/>
+        </w:rPr>
+        <w:t>16:5–11</w:t>
+      </w:r>
       <w:r>
         <w:rPr>
           <w:lang w:val="fr_FR" w:bidi="fr_FR"/>
         </w:rPr>
         <w:t>), qui est venu à son tour remplir l’Église et donner aux croyants la force d’accomplir la mission de Jésus dans le monde (</w:t>
       </w:r>
-      <w:hyperlink r:id="rId70">
-        <w:r>
-          <w:rPr>
-            <w:lang w:val="fr_FR" w:bidi="fr_FR"/>
-          </w:rPr>
-          <w:rPr>
-            <w:color w:val="0000EE"/>
-            <w:u w:val="single"/>
-          </w:rPr>
-          <w:t>20:20–23</w:t>
-        </w:r>
-      </w:hyperlink>
+      <w:r>
+        <w:rPr>
+          <w:lang w:val="fr_FR" w:bidi="fr_FR"/>
+        </w:rPr>
+        <w:t>20:20–23</w:t>
+      </w:r>
       <w:r>
         <w:rPr>
           <w:lang w:val="fr_FR" w:bidi="fr_FR"/>
         </w:rPr>
         <w:t xml:space="preserve">; </w:t>
       </w:r>
-      <w:hyperlink r:id="rId71">
-        <w:r>
-          <w:rPr>
-            <w:lang w:val="fr_FR" w:bidi="fr_FR"/>
-          </w:rPr>
-          <w:rPr>
-            <w:color w:val="0000EE"/>
-            <w:u w:val="single"/>
-          </w:rPr>
-          <w:t>Matthieu 28:18–20</w:t>
-        </w:r>
-      </w:hyperlink>
+      <w:r>
+        <w:rPr>
+          <w:lang w:val="fr_FR" w:bidi="fr_FR"/>
+        </w:rPr>
+        <w:t>Matthieu 28:18–20</w:t>
+      </w:r>
       <w:r>
         <w:rPr>
           <w:lang w:val="fr_FR" w:bidi="fr_FR"/>
         </w:rPr>
         <w:t xml:space="preserve">; </w:t>
       </w:r>
-      <w:hyperlink r:id="rId72">
-        <w:r>
-          <w:rPr>
-            <w:lang w:val="fr_FR" w:bidi="fr_FR"/>
-          </w:rPr>
-          <w:rPr>
-            <w:color w:val="0000EE"/>
-            <w:u w:val="single"/>
-          </w:rPr>
-          <w:t>Actes 1:7–8</w:t>
-        </w:r>
-      </w:hyperlink>
+      <w:r>
+        <w:rPr>
+          <w:lang w:val="fr_FR" w:bidi="fr_FR"/>
+        </w:rPr>
+        <w:t>Actes 1:7–8</w:t>
+      </w:r>
       <w:r>
         <w:rPr>
           <w:lang w:val="fr_FR" w:bidi="fr_FR"/>
@@ -1738,18 +1366,12 @@
         </w:rPr>
         <w:t xml:space="preserve">La fin des temps. Les premiers chrétiens attendaient avidement le retour de Christ et Jean affirme cette attente. D’ici là, les croyants peuvent expérimenter sa présence à laquelle ils aspirent tant, par le Saint-Esprit. L’annonce, par Jésus, de la venue de l’Esprit, fait écho au langage de son propre retour (voir </w:t>
       </w:r>
-      <w:hyperlink r:id="rId73">
-        <w:r>
-          <w:rPr>
-            <w:lang w:val="fr_FR" w:bidi="fr_FR"/>
-          </w:rPr>
-          <w:rPr>
-            <w:color w:val="0000EE"/>
-            <w:u w:val="single"/>
-          </w:rPr>
-          <w:t>14:15–26</w:t>
-        </w:r>
-      </w:hyperlink>
+      <w:r>
+        <w:rPr>
+          <w:lang w:val="fr_FR" w:bidi="fr_FR"/>
+        </w:rPr>
+        <w:t>14:15–26</w:t>
+      </w:r>
       <w:r>
         <w:rPr>
           <w:lang w:val="fr_FR" w:bidi="fr_FR"/>
